--- a/docs/answers/as-integratingfactors.docx
+++ b/docs/answers/as-integratingfactors.docx
@@ -52,7 +52,7 @@
         </w:rPr>
         <w:t xml:space="preserve"> </w:t>
       </w:r>
-      <w:hyperlink r:id="rId20">
+      <w:hyperlink r:id="rId9">
         <w:r>
           <w:rPr>
             <w:rStyle w:val="Hyperlink"/>
@@ -82,7 +82,7 @@
         <w:t xml:space="preserve">Please attempt the questions before reading these answers!</w:t>
       </w:r>
     </w:p>
-    <w:bookmarkStart w:id="21" w:name="q1"/>
+    <w:bookmarkStart w:id="10" w:name="q1"/>
     <w:p>
       <w:pPr>
         <w:pStyle w:val="Heading2"/>
@@ -138,19 +138,21 @@
         <m:r>
           <m:t>P</m:t>
         </m:r>
-        <m:d>
-          <m:dPr>
-            <m:begChr m:val="("/>
-            <m:sepChr m:val=""/>
-            <m:endChr m:val=")"/>
-            <m:grow/>
-          </m:dPr>
-          <m:e>
-            <m:r>
-              <m:t>x</m:t>
-            </m:r>
-          </m:e>
-        </m:d>
+        <m:r>
+          <m:rPr>
+            <m:sty m:val="p"/>
+          </m:rPr>
+          <m:t>(</m:t>
+        </m:r>
+        <m:r>
+          <m:t>x</m:t>
+        </m:r>
+        <m:r>
+          <m:rPr>
+            <m:sty m:val="p"/>
+          </m:rPr>
+          <m:t>)</m:t>
+        </m:r>
         <m:r>
           <m:t>y</m:t>
         </m:r>
@@ -163,19 +165,21 @@
         <m:r>
           <m:t>Q</m:t>
         </m:r>
-        <m:d>
-          <m:dPr>
-            <m:begChr m:val="("/>
-            <m:sepChr m:val=""/>
-            <m:endChr m:val=")"/>
-            <m:grow/>
-          </m:dPr>
-          <m:e>
-            <m:r>
-              <m:t>x</m:t>
-            </m:r>
-          </m:e>
-        </m:d>
+        <m:r>
+          <m:rPr>
+            <m:sty m:val="p"/>
+          </m:rPr>
+          <m:t>(</m:t>
+        </m:r>
+        <m:r>
+          <m:t>x</m:t>
+        </m:r>
+        <m:r>
+          <m:rPr>
+            <m:sty m:val="p"/>
+          </m:rPr>
+          <m:t>)</m:t>
+        </m:r>
       </m:oMath>
       <w:r>
         <w:t xml:space="preserve"> </w:t>
@@ -290,19 +294,21 @@
         <m:r>
           <m:t>P</m:t>
         </m:r>
-        <m:d>
-          <m:dPr>
-            <m:begChr m:val="("/>
-            <m:sepChr m:val=""/>
-            <m:endChr m:val=")"/>
-            <m:grow/>
-          </m:dPr>
-          <m:e>
-            <m:r>
-              <m:t>x</m:t>
-            </m:r>
-          </m:e>
-        </m:d>
+        <m:r>
+          <m:rPr>
+            <m:sty m:val="p"/>
+          </m:rPr>
+          <m:t>(</m:t>
+        </m:r>
+        <m:r>
+          <m:t>x</m:t>
+        </m:r>
+        <m:r>
+          <m:rPr>
+            <m:sty m:val="p"/>
+          </m:rPr>
+          <m:t>)</m:t>
+        </m:r>
         <m:r>
           <m:t>y</m:t>
         </m:r>
@@ -315,19 +321,21 @@
         <m:r>
           <m:t>Q</m:t>
         </m:r>
-        <m:d>
-          <m:dPr>
-            <m:begChr m:val="("/>
-            <m:sepChr m:val=""/>
-            <m:endChr m:val=")"/>
-            <m:grow/>
-          </m:dPr>
-          <m:e>
-            <m:r>
-              <m:t>x</m:t>
-            </m:r>
-          </m:e>
-        </m:d>
+        <m:r>
+          <m:rPr>
+            <m:sty m:val="p"/>
+          </m:rPr>
+          <m:t>(</m:t>
+        </m:r>
+        <m:r>
+          <m:t>x</m:t>
+        </m:r>
+        <m:r>
+          <m:rPr>
+            <m:sty m:val="p"/>
+          </m:rPr>
+          <m:t>)</m:t>
+        </m:r>
       </m:oMath>
       <w:r>
         <w:t xml:space="preserve"> </w:t>
@@ -469,19 +477,21 @@
         <m:r>
           <m:t>P</m:t>
         </m:r>
-        <m:d>
-          <m:dPr>
-            <m:begChr m:val="("/>
-            <m:sepChr m:val=""/>
-            <m:endChr m:val=")"/>
-            <m:grow/>
-          </m:dPr>
-          <m:e>
-            <m:r>
-              <m:t>t</m:t>
-            </m:r>
-          </m:e>
-        </m:d>
+        <m:r>
+          <m:rPr>
+            <m:sty m:val="p"/>
+          </m:rPr>
+          <m:t>(</m:t>
+        </m:r>
+        <m:r>
+          <m:t>t</m:t>
+        </m:r>
+        <m:r>
+          <m:rPr>
+            <m:sty m:val="p"/>
+          </m:rPr>
+          <m:t>)</m:t>
+        </m:r>
         <m:r>
           <m:t>x</m:t>
         </m:r>
@@ -494,19 +504,21 @@
         <m:r>
           <m:t>Q</m:t>
         </m:r>
-        <m:d>
-          <m:dPr>
-            <m:begChr m:val="("/>
-            <m:sepChr m:val=""/>
-            <m:endChr m:val=")"/>
-            <m:grow/>
-          </m:dPr>
-          <m:e>
-            <m:r>
-              <m:t>t</m:t>
-            </m:r>
-          </m:e>
-        </m:d>
+        <m:r>
+          <m:rPr>
+            <m:sty m:val="p"/>
+          </m:rPr>
+          <m:t>(</m:t>
+        </m:r>
+        <m:r>
+          <m:t>t</m:t>
+        </m:r>
+        <m:r>
+          <m:rPr>
+            <m:sty m:val="p"/>
+          </m:rPr>
+          <m:t>)</m:t>
+        </m:r>
       </m:oMath>
       <w:r>
         <w:t xml:space="preserve"> </w:t>
@@ -557,19 +569,21 @@
           </m:rPr>
           <m:t>cos</m:t>
         </m:r>
-        <m:d>
-          <m:dPr>
-            <m:begChr m:val="("/>
-            <m:sepChr m:val=""/>
-            <m:endChr m:val=")"/>
-            <m:grow/>
-          </m:dPr>
-          <m:e>
-            <m:r>
-              <m:t>t</m:t>
-            </m:r>
-          </m:e>
-        </m:d>
+        <m:r>
+          <m:rPr>
+            <m:sty m:val="p"/>
+          </m:rPr>
+          <m:t>(</m:t>
+        </m:r>
+        <m:r>
+          <m:t>t</m:t>
+        </m:r>
+        <m:r>
+          <m:rPr>
+            <m:sty m:val="p"/>
+          </m:rPr>
+          <m:t>)</m:t>
+        </m:r>
         <m:r>
           <m:t>x</m:t>
         </m:r>
@@ -585,19 +599,21 @@
           </m:rPr>
           <m:t>cos</m:t>
         </m:r>
-        <m:d>
-          <m:dPr>
-            <m:begChr m:val="("/>
-            <m:sepChr m:val=""/>
-            <m:endChr m:val=")"/>
-            <m:grow/>
-          </m:dPr>
-          <m:e>
-            <m:r>
-              <m:t>t</m:t>
-            </m:r>
-          </m:e>
-        </m:d>
+        <m:r>
+          <m:rPr>
+            <m:sty m:val="p"/>
+          </m:rPr>
+          <m:t>(</m:t>
+        </m:r>
+        <m:r>
+          <m:t>t</m:t>
+        </m:r>
+        <m:r>
+          <m:rPr>
+            <m:sty m:val="p"/>
+          </m:rPr>
+          <m:t>)</m:t>
+        </m:r>
       </m:oMath>
       <w:r>
         <w:t xml:space="preserve">.</w:t>
@@ -650,19 +666,21 @@
         <m:r>
           <m:t>P</m:t>
         </m:r>
-        <m:d>
-          <m:dPr>
-            <m:begChr m:val="("/>
-            <m:sepChr m:val=""/>
-            <m:endChr m:val=")"/>
-            <m:grow/>
-          </m:dPr>
-          <m:e>
-            <m:r>
-              <m:t>x</m:t>
-            </m:r>
-          </m:e>
-        </m:d>
+        <m:r>
+          <m:rPr>
+            <m:sty m:val="p"/>
+          </m:rPr>
+          <m:t>(</m:t>
+        </m:r>
+        <m:r>
+          <m:t>x</m:t>
+        </m:r>
+        <m:r>
+          <m:rPr>
+            <m:sty m:val="p"/>
+          </m:rPr>
+          <m:t>)</m:t>
+        </m:r>
         <m:r>
           <m:t>y</m:t>
         </m:r>
@@ -675,19 +693,21 @@
         <m:r>
           <m:t>Q</m:t>
         </m:r>
-        <m:d>
-          <m:dPr>
-            <m:begChr m:val="("/>
-            <m:sepChr m:val=""/>
-            <m:endChr m:val=")"/>
-            <m:grow/>
-          </m:dPr>
-          <m:e>
-            <m:r>
-              <m:t>x</m:t>
-            </m:r>
-          </m:e>
-        </m:d>
+        <m:r>
+          <m:rPr>
+            <m:sty m:val="p"/>
+          </m:rPr>
+          <m:t>(</m:t>
+        </m:r>
+        <m:r>
+          <m:t>x</m:t>
+        </m:r>
+        <m:r>
+          <m:rPr>
+            <m:sty m:val="p"/>
+          </m:rPr>
+          <m:t>)</m:t>
+        </m:r>
       </m:oMath>
       <w:r>
         <w:t xml:space="preserve"> </w:t>
@@ -770,8 +790,8 @@
         <w:t xml:space="preserve">.</w:t>
       </w:r>
     </w:p>
-    <w:bookmarkEnd w:id="21"/>
-    <w:bookmarkStart w:id="22" w:name="q2"/>
+    <w:bookmarkEnd w:id="10"/>
+    <w:bookmarkStart w:id="11" w:name="q2"/>
     <w:p>
       <w:pPr>
         <w:pStyle w:val="Heading2"/>
@@ -1070,19 +1090,21 @@
           </m:rPr>
           <m:t>cos</m:t>
         </m:r>
-        <m:d>
-          <m:dPr>
-            <m:begChr m:val="("/>
-            <m:sepChr m:val=""/>
-            <m:endChr m:val=")"/>
-            <m:grow/>
-          </m:dPr>
-          <m:e>
-            <m:r>
-              <m:t>t</m:t>
-            </m:r>
-          </m:e>
-        </m:d>
+        <m:r>
+          <m:rPr>
+            <m:sty m:val="p"/>
+          </m:rPr>
+          <m:t>(</m:t>
+        </m:r>
+        <m:r>
+          <m:t>t</m:t>
+        </m:r>
+        <m:r>
+          <m:rPr>
+            <m:sty m:val="p"/>
+          </m:rPr>
+          <m:t>)</m:t>
+        </m:r>
         <m:r>
           <m:rPr>
             <m:sty m:val="p"/>
@@ -1104,19 +1126,21 @@
           </m:rPr>
           <m:t>cos</m:t>
         </m:r>
-        <m:d>
-          <m:dPr>
-            <m:begChr m:val="("/>
-            <m:sepChr m:val=""/>
-            <m:endChr m:val=")"/>
-            <m:grow/>
-          </m:dPr>
-          <m:e>
-            <m:r>
-              <m:t>t</m:t>
-            </m:r>
-          </m:e>
-        </m:d>
+        <m:r>
+          <m:rPr>
+            <m:sty m:val="p"/>
+          </m:rPr>
+          <m:t>(</m:t>
+        </m:r>
+        <m:r>
+          <m:t>t</m:t>
+        </m:r>
+        <m:r>
+          <m:rPr>
+            <m:sty m:val="p"/>
+          </m:rPr>
+          <m:t>)</m:t>
+        </m:r>
       </m:oMath>
       <w:r>
         <w:t xml:space="preserve"> </w:t>
@@ -1150,19 +1174,21 @@
               </m:rPr>
               <m:t>sin</m:t>
             </m:r>
-            <m:d>
-              <m:dPr>
-                <m:begChr m:val="("/>
-                <m:sepChr m:val=""/>
-                <m:endChr m:val=")"/>
-                <m:grow/>
-              </m:dPr>
-              <m:e>
-                <m:r>
-                  <m:t>t</m:t>
-                </m:r>
-              </m:e>
-            </m:d>
+            <m:r>
+              <m:rPr>
+                <m:sty m:val="p"/>
+              </m:rPr>
+              <m:t>(</m:t>
+            </m:r>
+            <m:r>
+              <m:t>t</m:t>
+            </m:r>
+            <m:r>
+              <m:rPr>
+                <m:sty m:val="p"/>
+              </m:rPr>
+              <m:t>)</m:t>
+            </m:r>
           </m:sup>
         </m:sSup>
       </m:oMath>
@@ -1281,8 +1307,8 @@
         <w:t xml:space="preserve">.</w:t>
       </w:r>
     </w:p>
-    <w:bookmarkEnd w:id="22"/>
-    <w:bookmarkStart w:id="23" w:name="q3"/>
+    <w:bookmarkEnd w:id="11"/>
+    <w:bookmarkStart w:id="12" w:name="q3"/>
     <w:p>
       <w:pPr>
         <w:pStyle w:val="Heading2"/>
@@ -1494,19 +1520,21 @@
               </m:rPr>
               <m:t>sin</m:t>
             </m:r>
-            <m:d>
-              <m:dPr>
-                <m:begChr m:val="("/>
-                <m:sepChr m:val=""/>
-                <m:endChr m:val=")"/>
-                <m:grow/>
-              </m:dPr>
-              <m:e>
-                <m:r>
-                  <m:t>t</m:t>
-                </m:r>
-              </m:e>
-            </m:d>
+            <m:r>
+              <m:rPr>
+                <m:sty m:val="p"/>
+              </m:rPr>
+              <m:t>(</m:t>
+            </m:r>
+            <m:r>
+              <m:t>t</m:t>
+            </m:r>
+            <m:r>
+              <m:rPr>
+                <m:sty m:val="p"/>
+              </m:rPr>
+              <m:t>)</m:t>
+            </m:r>
           </m:sup>
         </m:sSup>
       </m:oMath>
@@ -1563,8 +1591,8 @@
         <w:t xml:space="preserve">.</w:t>
       </w:r>
     </w:p>
-    <w:bookmarkEnd w:id="23"/>
-    <w:bookmarkStart w:id="24" w:name="q4"/>
+    <w:bookmarkEnd w:id="12"/>
+    <w:bookmarkStart w:id="13" w:name="q4"/>
     <w:p>
       <w:pPr>
         <w:pStyle w:val="Heading2"/>
@@ -1587,19 +1615,21 @@
         <m:r>
           <m:t>y</m:t>
         </m:r>
-        <m:d>
-          <m:dPr>
-            <m:begChr m:val="("/>
-            <m:sepChr m:val=""/>
-            <m:endChr m:val=")"/>
-            <m:grow/>
-          </m:dPr>
-          <m:e>
-            <m:r>
-              <m:t>0</m:t>
-            </m:r>
-          </m:e>
-        </m:d>
+        <m:r>
+          <m:rPr>
+            <m:sty m:val="p"/>
+          </m:rPr>
+          <m:t>(</m:t>
+        </m:r>
+        <m:r>
+          <m:t>0</m:t>
+        </m:r>
+        <m:r>
+          <m:rPr>
+            <m:sty m:val="p"/>
+          </m:rPr>
+          <m:t>)</m:t>
+        </m:r>
         <m:r>
           <m:rPr>
             <m:sty m:val="p"/>
@@ -1681,19 +1711,21 @@
         <m:r>
           <m:t>y</m:t>
         </m:r>
-        <m:d>
-          <m:dPr>
-            <m:begChr m:val="("/>
-            <m:sepChr m:val=""/>
-            <m:endChr m:val=")"/>
-            <m:grow/>
-          </m:dPr>
-          <m:e>
-            <m:r>
-              <m:t>1</m:t>
-            </m:r>
-          </m:e>
-        </m:d>
+        <m:r>
+          <m:rPr>
+            <m:sty m:val="p"/>
+          </m:rPr>
+          <m:t>(</m:t>
+        </m:r>
+        <m:r>
+          <m:t>1</m:t>
+        </m:r>
+        <m:r>
+          <m:rPr>
+            <m:sty m:val="p"/>
+          </m:rPr>
+          <m:t>)</m:t>
+        </m:r>
         <m:r>
           <m:rPr>
             <m:sty m:val="p"/>
@@ -1817,65 +1849,87 @@
         <m:r>
           <m:t>x</m:t>
         </m:r>
-        <m:d>
-          <m:dPr>
-            <m:begChr m:val="("/>
-            <m:sepChr m:val=""/>
-            <m:endChr m:val=")"/>
-            <m:grow/>
-          </m:dPr>
+        <m:r>
+          <m:rPr>
+            <m:sty m:val="p"/>
+          </m:rPr>
+          <m:t>(</m:t>
+        </m:r>
+        <m:r>
+          <m:t>0</m:t>
+        </m:r>
+        <m:r>
+          <m:rPr>
+            <m:sty m:val="p"/>
+          </m:rPr>
+          <m:t>)</m:t>
+        </m:r>
+        <m:r>
+          <m:rPr>
+            <m:sty m:val="p"/>
+          </m:rPr>
+          <m:t>=</m:t>
+        </m:r>
+        <m:r>
+          <m:t>π</m:t>
+        </m:r>
+      </m:oMath>
+      <w:r>
+        <w:t xml:space="preserve">, is</w:t>
+      </w:r>
+      <w:r>
+        <w:t xml:space="preserve"> </w:t>
+      </w:r>
+      <m:oMath>
+        <m:r>
+          <m:t>x</m:t>
+        </m:r>
+        <m:r>
+          <m:rPr>
+            <m:sty m:val="p"/>
+          </m:rPr>
+          <m:t>=</m:t>
+        </m:r>
+        <m:r>
+          <m:t>1</m:t>
+        </m:r>
+        <m:r>
+          <m:rPr>
+            <m:sty m:val="p"/>
+          </m:rPr>
+          <m:t>+</m:t>
+        </m:r>
+        <m:r>
+          <m:rPr>
+            <m:sty m:val="p"/>
+          </m:rPr>
+          <m:t>(</m:t>
+        </m:r>
+        <m:r>
+          <m:t>π</m:t>
+        </m:r>
+        <m:r>
+          <m:rPr>
+            <m:sty m:val="p"/>
+          </m:rPr>
+          <m:t>−</m:t>
+        </m:r>
+        <m:r>
+          <m:t>1</m:t>
+        </m:r>
+        <m:r>
+          <m:rPr>
+            <m:sty m:val="p"/>
+          </m:rPr>
+          <m:t>)</m:t>
+        </m:r>
+        <m:sSup>
           <m:e>
             <m:r>
-              <m:t>0</m:t>
+              <m:t>e</m:t>
             </m:r>
           </m:e>
-        </m:d>
-        <m:r>
-          <m:rPr>
-            <m:sty m:val="p"/>
-          </m:rPr>
-          <m:t>=</m:t>
-        </m:r>
-        <m:r>
-          <m:t>π</m:t>
-        </m:r>
-      </m:oMath>
-      <w:r>
-        <w:t xml:space="preserve">, is</w:t>
-      </w:r>
-      <w:r>
-        <w:t xml:space="preserve"> </w:t>
-      </w:r>
-      <m:oMath>
-        <m:r>
-          <m:t>x</m:t>
-        </m:r>
-        <m:r>
-          <m:rPr>
-            <m:sty m:val="p"/>
-          </m:rPr>
-          <m:t>=</m:t>
-        </m:r>
-        <m:r>
-          <m:t>1</m:t>
-        </m:r>
-        <m:r>
-          <m:rPr>
-            <m:sty m:val="p"/>
-          </m:rPr>
-          <m:t>+</m:t>
-        </m:r>
-        <m:d>
-          <m:dPr>
-            <m:begChr m:val="("/>
-            <m:sepChr m:val=""/>
-            <m:endChr m:val=")"/>
-            <m:grow/>
-          </m:dPr>
-          <m:e>
-            <m:r>
-              <m:t>π</m:t>
-            </m:r>
+          <m:sup>
             <m:r>
               <m:rPr>
                 <m:sty m:val="p"/>
@@ -1883,42 +1937,26 @@
               <m:t>−</m:t>
             </m:r>
             <m:r>
-              <m:t>1</m:t>
-            </m:r>
-          </m:e>
-        </m:d>
-        <m:sSup>
-          <m:e>
-            <m:r>
-              <m:t>e</m:t>
-            </m:r>
-          </m:e>
-          <m:sup>
-            <m:r>
-              <m:rPr>
-                <m:sty m:val="p"/>
-              </m:rPr>
-              <m:t>−</m:t>
-            </m:r>
-            <m:r>
               <m:rPr>
                 <m:sty m:val="p"/>
               </m:rPr>
               <m:t>sin</m:t>
             </m:r>
-            <m:d>
-              <m:dPr>
-                <m:begChr m:val="("/>
-                <m:sepChr m:val=""/>
-                <m:endChr m:val=")"/>
-                <m:grow/>
-              </m:dPr>
-              <m:e>
-                <m:r>
-                  <m:t>t</m:t>
-                </m:r>
-              </m:e>
-            </m:d>
+            <m:r>
+              <m:rPr>
+                <m:sty m:val="p"/>
+              </m:rPr>
+              <m:t>(</m:t>
+            </m:r>
+            <m:r>
+              <m:t>t</m:t>
+            </m:r>
+            <m:r>
+              <m:rPr>
+                <m:sty m:val="p"/>
+              </m:rPr>
+              <m:t>)</m:t>
+            </m:r>
           </m:sup>
         </m:sSup>
       </m:oMath>
@@ -1940,19 +1978,21 @@
         <m:r>
           <m:t>y</m:t>
         </m:r>
-        <m:d>
-          <m:dPr>
-            <m:begChr m:val="("/>
-            <m:sepChr m:val=""/>
-            <m:endChr m:val=")"/>
-            <m:grow/>
-          </m:dPr>
-          <m:e>
-            <m:r>
-              <m:t>2</m:t>
-            </m:r>
-          </m:e>
-        </m:d>
+        <m:r>
+          <m:rPr>
+            <m:sty m:val="p"/>
+          </m:rPr>
+          <m:t>(</m:t>
+        </m:r>
+        <m:r>
+          <m:t>2</m:t>
+        </m:r>
+        <m:r>
+          <m:rPr>
+            <m:sty m:val="p"/>
+          </m:rPr>
+          <m:t>)</m:t>
+        </m:r>
         <m:r>
           <m:rPr>
             <m:sty m:val="p"/>
@@ -2020,8 +2060,8 @@
         <w:t xml:space="preserve">.</w:t>
       </w:r>
     </w:p>
-    <w:bookmarkEnd w:id="24"/>
-    <w:bookmarkStart w:id="25" w:name="q5"/>
+    <w:bookmarkEnd w:id="13"/>
+    <w:bookmarkStart w:id="14" w:name="q5"/>
     <w:p>
       <w:pPr>
         <w:pStyle w:val="Heading2"/>
@@ -2229,69 +2269,11 @@
         <m:r>
           <m:t>y</m:t>
         </m:r>
-        <m:d>
-          <m:dPr>
-            <m:begChr m:val="("/>
-            <m:sepChr m:val=""/>
-            <m:endChr m:val=")"/>
-            <m:grow/>
-          </m:dPr>
-          <m:e>
-            <m:f>
-              <m:fPr>
-                <m:type m:val="bar"/>
-              </m:fPr>
-              <m:num>
-                <m:r>
-                  <m:t>π</m:t>
-                </m:r>
-              </m:num>
-              <m:den>
-                <m:r>
-                  <m:t>2</m:t>
-                </m:r>
-              </m:den>
-            </m:f>
-          </m:e>
-        </m:d>
-        <m:r>
-          <m:rPr>
-            <m:sty m:val="p"/>
-          </m:rPr>
-          <m:t>=</m:t>
-        </m:r>
-        <m:r>
-          <m:t>1</m:t>
-        </m:r>
-      </m:oMath>
-      <w:r>
-        <w:t xml:space="preserve">, is</w:t>
-      </w:r>
-      <w:r>
-        <w:t xml:space="preserve"> </w:t>
-      </w:r>
-      <m:oMath>
-        <m:r>
-          <m:t>y</m:t>
-        </m:r>
-        <m:d>
-          <m:dPr>
-            <m:begChr m:val="("/>
-            <m:sepChr m:val=""/>
-            <m:endChr m:val=")"/>
-            <m:grow/>
-          </m:dPr>
-          <m:e>
-            <m:r>
-              <m:t>x</m:t>
-            </m:r>
-          </m:e>
-        </m:d>
-        <m:r>
-          <m:rPr>
-            <m:sty m:val="p"/>
-          </m:rPr>
-          <m:t>=</m:t>
+        <m:r>
+          <m:rPr>
+            <m:sty m:val="p"/>
+          </m:rPr>
+          <m:t>(</m:t>
         </m:r>
         <m:f>
           <m:fPr>
@@ -2299,12 +2281,12 @@
           </m:fPr>
           <m:num>
             <m:r>
-              <m:t>1</m:t>
+              <m:t>π</m:t>
             </m:r>
           </m:num>
           <m:den>
             <m:r>
-              <m:t>5</m:t>
+              <m:t>2</m:t>
             </m:r>
           </m:den>
         </m:f>
@@ -2312,26 +2294,48 @@
           <m:rPr>
             <m:sty m:val="p"/>
           </m:rPr>
-          <m:t>sin</m:t>
-        </m:r>
-        <m:d>
-          <m:dPr>
-            <m:begChr m:val="("/>
-            <m:sepChr m:val=""/>
-            <m:endChr m:val=")"/>
-            <m:grow/>
-          </m:dPr>
-          <m:e>
-            <m:r>
-              <m:t>x</m:t>
-            </m:r>
-          </m:e>
-        </m:d>
-        <m:r>
-          <m:rPr>
-            <m:sty m:val="p"/>
-          </m:rPr>
-          <m:t>+</m:t>
+          <m:t>)</m:t>
+        </m:r>
+        <m:r>
+          <m:rPr>
+            <m:sty m:val="p"/>
+          </m:rPr>
+          <m:t>=</m:t>
+        </m:r>
+        <m:r>
+          <m:t>1</m:t>
+        </m:r>
+      </m:oMath>
+      <w:r>
+        <w:t xml:space="preserve">, is</w:t>
+      </w:r>
+      <w:r>
+        <w:t xml:space="preserve"> </w:t>
+      </w:r>
+      <m:oMath>
+        <m:r>
+          <m:t>y</m:t>
+        </m:r>
+        <m:r>
+          <m:rPr>
+            <m:sty m:val="p"/>
+          </m:rPr>
+          <m:t>(</m:t>
+        </m:r>
+        <m:r>
+          <m:t>x</m:t>
+        </m:r>
+        <m:r>
+          <m:rPr>
+            <m:sty m:val="p"/>
+          </m:rPr>
+          <m:t>)</m:t>
+        </m:r>
+        <m:r>
+          <m:rPr>
+            <m:sty m:val="p"/>
+          </m:rPr>
+          <m:t>=</m:t>
         </m:r>
         <m:f>
           <m:fPr>
@@ -2339,6 +2343,48 @@
           </m:fPr>
           <m:num>
             <m:r>
+              <m:t>1</m:t>
+            </m:r>
+          </m:num>
+          <m:den>
+            <m:r>
+              <m:t>5</m:t>
+            </m:r>
+          </m:den>
+        </m:f>
+        <m:r>
+          <m:rPr>
+            <m:sty m:val="p"/>
+          </m:rPr>
+          <m:t>sin</m:t>
+        </m:r>
+        <m:r>
+          <m:rPr>
+            <m:sty m:val="p"/>
+          </m:rPr>
+          <m:t>(</m:t>
+        </m:r>
+        <m:r>
+          <m:t>x</m:t>
+        </m:r>
+        <m:r>
+          <m:rPr>
+            <m:sty m:val="p"/>
+          </m:rPr>
+          <m:t>)</m:t>
+        </m:r>
+        <m:r>
+          <m:rPr>
+            <m:sty m:val="p"/>
+          </m:rPr>
+          <m:t>+</m:t>
+        </m:r>
+        <m:f>
+          <m:fPr>
+            <m:type m:val="bar"/>
+          </m:fPr>
+          <m:num>
+            <m:r>
               <m:t>4</m:t>
             </m:r>
           </m:num>
@@ -2363,19 +2409,21 @@
             </m:r>
           </m:sup>
         </m:sSup>
-        <m:d>
-          <m:dPr>
-            <m:begChr m:val="("/>
-            <m:sepChr m:val=""/>
-            <m:endChr m:val=")"/>
-            <m:grow/>
-          </m:dPr>
-          <m:e>
-            <m:r>
-              <m:t>x</m:t>
-            </m:r>
-          </m:e>
-        </m:d>
+        <m:r>
+          <m:rPr>
+            <m:sty m:val="p"/>
+          </m:rPr>
+          <m:t>(</m:t>
+        </m:r>
+        <m:r>
+          <m:t>x</m:t>
+        </m:r>
+        <m:r>
+          <m:rPr>
+            <m:sty m:val="p"/>
+          </m:rPr>
+          <m:t>)</m:t>
+        </m:r>
       </m:oMath>
     </w:p>
     <w:p>
@@ -2392,19 +2440,21 @@
         <m:r>
           <m:t>y</m:t>
         </m:r>
-        <m:d>
-          <m:dPr>
-            <m:begChr m:val="("/>
-            <m:sepChr m:val=""/>
-            <m:endChr m:val=")"/>
-            <m:grow/>
-          </m:dPr>
-          <m:e>
-            <m:r>
-              <m:t>0</m:t>
-            </m:r>
-          </m:e>
-        </m:d>
+        <m:r>
+          <m:rPr>
+            <m:sty m:val="p"/>
+          </m:rPr>
+          <m:t>(</m:t>
+        </m:r>
+        <m:r>
+          <m:t>0</m:t>
+        </m:r>
+        <m:r>
+          <m:rPr>
+            <m:sty m:val="p"/>
+          </m:rPr>
+          <m:t>)</m:t>
+        </m:r>
         <m:r>
           <m:rPr>
             <m:sty m:val="p"/>
@@ -2425,19 +2475,21 @@
         <m:r>
           <m:t>y</m:t>
         </m:r>
-        <m:d>
-          <m:dPr>
-            <m:begChr m:val="("/>
-            <m:sepChr m:val=""/>
-            <m:endChr m:val=")"/>
-            <m:grow/>
-          </m:dPr>
-          <m:e>
-            <m:r>
-              <m:t>x</m:t>
-            </m:r>
-          </m:e>
-        </m:d>
+        <m:r>
+          <m:rPr>
+            <m:sty m:val="p"/>
+          </m:rPr>
+          <m:t>(</m:t>
+        </m:r>
+        <m:r>
+          <m:t>x</m:t>
+        </m:r>
+        <m:r>
+          <m:rPr>
+            <m:sty m:val="p"/>
+          </m:rPr>
+          <m:t>)</m:t>
+        </m:r>
         <m:r>
           <m:rPr>
             <m:sty m:val="p"/>
@@ -2483,19 +2535,21 @@
           </m:rPr>
           <m:t>cos</m:t>
         </m:r>
-        <m:d>
-          <m:dPr>
-            <m:begChr m:val="("/>
-            <m:sepChr m:val=""/>
-            <m:endChr m:val=")"/>
-            <m:grow/>
-          </m:dPr>
-          <m:e>
-            <m:r>
-              <m:t>x</m:t>
-            </m:r>
-          </m:e>
-        </m:d>
+        <m:r>
+          <m:rPr>
+            <m:sty m:val="p"/>
+          </m:rPr>
+          <m:t>(</m:t>
+        </m:r>
+        <m:r>
+          <m:t>x</m:t>
+        </m:r>
+        <m:r>
+          <m:rPr>
+            <m:sty m:val="p"/>
+          </m:rPr>
+          <m:t>)</m:t>
+        </m:r>
         <m:r>
           <m:rPr>
             <m:sty m:val="p"/>
@@ -2532,19 +2586,21 @@
           </m:rPr>
           <m:t>sin</m:t>
         </m:r>
-        <m:d>
-          <m:dPr>
-            <m:begChr m:val="("/>
-            <m:sepChr m:val=""/>
-            <m:endChr m:val=")"/>
-            <m:grow/>
-          </m:dPr>
-          <m:e>
-            <m:r>
-              <m:t>x</m:t>
-            </m:r>
-          </m:e>
-        </m:d>
+        <m:r>
+          <m:rPr>
+            <m:sty m:val="p"/>
+          </m:rPr>
+          <m:t>(</m:t>
+        </m:r>
+        <m:r>
+          <m:t>x</m:t>
+        </m:r>
+        <m:r>
+          <m:rPr>
+            <m:sty m:val="p"/>
+          </m:rPr>
+          <m:t>)</m:t>
+        </m:r>
         <m:r>
           <m:rPr>
             <m:sty m:val="p"/>
@@ -2591,8 +2647,8 @@
         </w:pict>
       </w:r>
     </w:p>
-    <w:bookmarkEnd w:id="25"/>
-    <w:bookmarkStart w:id="27" w:name="version-history-and-licensing"/>
+    <w:bookmarkEnd w:id="14"/>
+    <w:bookmarkStart w:id="16" w:name="version-history-and-licensing"/>
     <w:p>
       <w:pPr>
         <w:pStyle w:val="Heading2"/>
@@ -2613,7 +2669,7 @@
       <w:pPr>
         <w:pStyle w:val="BodyText"/>
       </w:pPr>
-      <w:hyperlink r:id="rId26">
+      <w:hyperlink r:id="rId15">
         <w:r>
           <w:rPr>
             <w:rStyle w:val="Hyperlink"/>
@@ -2622,7 +2678,7 @@
         </w:r>
       </w:hyperlink>
     </w:p>
-    <w:bookmarkEnd w:id="27"/>
+    <w:bookmarkEnd w:id="16"/>
     <w:sectPr>
       <w:pgSz w:h="15840" w:w="12240"/>
       <w:pgMar w:bottom="1440" w:footer="720" w:gutter="0" w:header="720" w:left="1440" w:right="1440" w:top="1440"/>
